--- a/report/final/Report_3_Final.docx
+++ b/report/final/Report_3_Final.docx
@@ -271,7 +271,7 @@
           <w:i w:val="0"/>
           <w:sz w:val="24"/>
         </w:rPr>
-        <w:t>Draws the confusion-matrix heatmaps with colour gradients.</w:t>
+        <w:t>Draws the confusion-matrix heatmaps with color gradients.</w:t>
       </w:r>
     </w:p>
     <w:p>
@@ -914,7 +914,7 @@
           <w:i w:val="0"/>
           <w:sz w:val="24"/>
         </w:rPr>
-        <w:t>Log-sum-exp trick: subtract the maximum log-score before calling exp() to avoid overflow/underflow, then divide by the sum to normalise to a valid probability distribution that sums to 1.</w:t>
+        <w:t>Log-sum-exp trick: subtract the maximum log-score before calling exp() to avoid overflow/underflow, then divide by the sum to normalize to a valid probability distribution that sums to 1.</w:t>
       </w:r>
     </w:p>
     <w:p>
@@ -943,7 +943,7 @@
           <w:i w:val="0"/>
           <w:sz w:val="24"/>
         </w:rPr>
-        <w:t>For each class y, accumulates log P(y|i) + Σ_j log P(r_{u,j}=k|y) over ALL past items j of user u, then normalises. The 'a' parameter allows alpha sensitivity analysis to override the default.</w:t>
+        <w:t>For each class y, accumulates log P(y|i) + Σ_j log P(r_{u,j}=k|y) over ALL past items j of user u, then normalizes. The 'a' parameter allows alpha sensitivity analysis to override the default.</w:t>
       </w:r>
     </w:p>
     <w:p>
@@ -1666,20 +1666,7 @@
     </w:p>
     <w:p>
       <w:pPr>
-        <w:pStyle w:val="Heading2"/>
-        <w:jc w:val="left"/>
-      </w:pPr>
-      <w:r>
-        <w:rPr>
-          <w:rFonts w:ascii="Times New Roman" w:hAnsi="Times New Roman"/>
-          <w:color w:val="1A4F8A"/>
-        </w:rPr>
-        <w:t>Tables 1–5</w:t>
-      </w:r>
-    </w:p>
-    <w:p>
-      <w:pPr>
-        <w:spacing w:after="80"/>
+        <w:spacing w:after="120"/>
         <w:jc w:val="both"/>
       </w:pPr>
       <w:r>
@@ -1689,7 +1676,197 @@
           <w:i w:val="0"/>
           <w:sz w:val="24"/>
         </w:rPr>
-        <w:t>Table 1: Small extract of the rating matrix. Rows = users, columns = items. '•' = missing rating. Shows the sparsity of the dataset. Tables 2–3: Prior probabilities and user-based likelihoods for a specific user/item pair. Values close to 0.2 indicate little data. Tables 4–5: Item-based likelihoods and the full score table for all nine model variants. The asterisk (*) marks the predicted class (argmax of the probability distribution).</w:t>
+        <w:t>All figures and tables are generated by Sections 5–8 of nbcf_final.py and written to the outputs/ directory. Each output is reproduced below with a technical interpretation of what it reveals about model behavior.</w:t>
+      </w:r>
+    </w:p>
+    <w:p>
+      <w:pPr>
+        <w:pStyle w:val="Heading2"/>
+        <w:jc w:val="left"/>
+      </w:pPr>
+      <w:r>
+        <w:rPr>
+          <w:rFonts w:ascii="Times New Roman" w:hAnsi="Times New Roman"/>
+          <w:color w:val="1A4F8A"/>
+        </w:rPr>
+        <w:t>Tables 1–5 — Algorithm Walkthrough</w:t>
+      </w:r>
+    </w:p>
+    <w:p>
+      <w:pPr>
+        <w:spacing w:after="120"/>
+        <w:jc w:val="both"/>
+      </w:pPr>
+      <w:r>
+        <w:rPr>
+          <w:rFonts w:ascii="Times New Roman" w:hAnsi="Times New Roman"/>
+          <w:b w:val="0"/>
+          <w:i w:val="0"/>
+          <w:sz w:val="24"/>
+        </w:rPr>
+        <w:t>Tables 1–5 provide a step-by-step trace of the NBCF computation for a concrete user–item pair sampled from ML-1M. Table 1 renders a rating matrix excerpt that illustrates the 95.53% sparsity structure: missing entries (marked '•') dominate every row and column. Tables 2 and 3 display the Laplace-smoothed prior probabilities P(y|i) and user-based conditional likelihoods P(r_{u,j}=k | y, i) for the target pair. Likelihood values near 0.2 indicate that no co-occurrence observations exist between item j and rating class y, causing the estimate to revert toward the uniform baseline introduced by the α=0.01 smoothing term. Tables 4 and 5 present the analogous item-based quantities and the full posterior score comparison across all nine model variants; the asterisk (*) marks the MAP prediction for each variant.</w:t>
+      </w:r>
+    </w:p>
+    <w:p>
+      <w:pPr>
+        <w:spacing w:before="80"/>
+        <w:jc w:val="center"/>
+      </w:pPr>
+      <w:r>
+        <w:drawing>
+          <wp:inline xmlns:a="http://schemas.openxmlformats.org/drawingml/2006/main" xmlns:pic="http://schemas.openxmlformats.org/drawingml/2006/picture">
+            <wp:extent cx="4680000" cy="1367758"/>
+            <wp:docPr id="1" name="Picture 1"/>
+            <wp:cNvGraphicFramePr>
+              <a:graphicFrameLocks noChangeAspect="1"/>
+            </wp:cNvGraphicFramePr>
+            <a:graphic>
+              <a:graphicData uri="http://schemas.openxmlformats.org/drawingml/2006/picture">
+                <pic:pic>
+                  <pic:nvPicPr>
+                    <pic:cNvPr id="0" name="table1_rating_matrix.png"/>
+                    <pic:cNvPicPr/>
+                  </pic:nvPicPr>
+                  <pic:blipFill>
+                    <a:blip r:embed="rId9"/>
+                    <a:stretch>
+                      <a:fillRect/>
+                    </a:stretch>
+                  </pic:blipFill>
+                  <pic:spPr>
+                    <a:xfrm>
+                      <a:off x="0" y="0"/>
+                      <a:ext cx="4680000" cy="1367758"/>
+                    </a:xfrm>
+                    <a:prstGeom prst="rect"/>
+                  </pic:spPr>
+                </pic:pic>
+              </a:graphicData>
+            </a:graphic>
+          </wp:inline>
+        </w:drawing>
+      </w:r>
+    </w:p>
+    <w:p>
+      <w:pPr>
+        <w:spacing w:before="40" w:after="200"/>
+        <w:jc w:val="center"/>
+      </w:pPr>
+      <w:r>
+        <w:rPr>
+          <w:rFonts w:ascii="Times New Roman" w:hAnsi="Times New Roman"/>
+          <w:i/>
+          <w:sz w:val="20"/>
+        </w:rPr>
+        <w:t>Table 1. Rating matrix excerpt (ML-1M). Missing entries shown as '•'.</w:t>
+      </w:r>
+    </w:p>
+    <w:p>
+      <w:pPr>
+        <w:spacing w:before="80"/>
+        <w:jc w:val="center"/>
+      </w:pPr>
+      <w:r>
+        <w:drawing>
+          <wp:inline xmlns:a="http://schemas.openxmlformats.org/drawingml/2006/main" xmlns:pic="http://schemas.openxmlformats.org/drawingml/2006/picture">
+            <wp:extent cx="4680000" cy="2785939"/>
+            <wp:docPr id="2" name="Picture 2"/>
+            <wp:cNvGraphicFramePr>
+              <a:graphicFrameLocks noChangeAspect="1"/>
+            </wp:cNvGraphicFramePr>
+            <a:graphic>
+              <a:graphicData uri="http://schemas.openxmlformats.org/drawingml/2006/picture">
+                <pic:pic>
+                  <pic:nvPicPr>
+                    <pic:cNvPr id="0" name="table2_3_priors_likelihood.png"/>
+                    <pic:cNvPicPr/>
+                  </pic:nvPicPr>
+                  <pic:blipFill>
+                    <a:blip r:embed="rId10"/>
+                    <a:stretch>
+                      <a:fillRect/>
+                    </a:stretch>
+                  </pic:blipFill>
+                  <pic:spPr>
+                    <a:xfrm>
+                      <a:off x="0" y="0"/>
+                      <a:ext cx="4680000" cy="2785939"/>
+                    </a:xfrm>
+                    <a:prstGeom prst="rect"/>
+                  </pic:spPr>
+                </pic:pic>
+              </a:graphicData>
+            </a:graphic>
+          </wp:inline>
+        </w:drawing>
+      </w:r>
+    </w:p>
+    <w:p>
+      <w:pPr>
+        <w:spacing w:before="40" w:after="200"/>
+        <w:jc w:val="center"/>
+      </w:pPr>
+      <w:r>
+        <w:rPr>
+          <w:rFonts w:ascii="Times New Roman" w:hAnsi="Times New Roman"/>
+          <w:i/>
+          <w:sz w:val="20"/>
+        </w:rPr>
+        <w:t>Tables 2–3. Laplace-smoothed prior probabilities and UB likelihoods for the running example.</w:t>
+      </w:r>
+    </w:p>
+    <w:p>
+      <w:pPr>
+        <w:spacing w:before="80"/>
+        <w:jc w:val="center"/>
+      </w:pPr>
+      <w:r>
+        <w:drawing>
+          <wp:inline xmlns:a="http://schemas.openxmlformats.org/drawingml/2006/main" xmlns:pic="http://schemas.openxmlformats.org/drawingml/2006/picture">
+            <wp:extent cx="4680000" cy="2795394"/>
+            <wp:docPr id="3" name="Picture 3"/>
+            <wp:cNvGraphicFramePr>
+              <a:graphicFrameLocks noChangeAspect="1"/>
+            </wp:cNvGraphicFramePr>
+            <a:graphic>
+              <a:graphicData uri="http://schemas.openxmlformats.org/drawingml/2006/picture">
+                <pic:pic>
+                  <pic:nvPicPr>
+                    <pic:cNvPr id="0" name="table4_5_ib_scores.png"/>
+                    <pic:cNvPicPr/>
+                  </pic:nvPicPr>
+                  <pic:blipFill>
+                    <a:blip r:embed="rId11"/>
+                    <a:stretch>
+                      <a:fillRect/>
+                    </a:stretch>
+                  </pic:blipFill>
+                  <pic:spPr>
+                    <a:xfrm>
+                      <a:off x="0" y="0"/>
+                      <a:ext cx="4680000" cy="2795394"/>
+                    </a:xfrm>
+                    <a:prstGeom prst="rect"/>
+                  </pic:spPr>
+                </pic:pic>
+              </a:graphicData>
+            </a:graphic>
+          </wp:inline>
+        </w:drawing>
+      </w:r>
+    </w:p>
+    <w:p>
+      <w:pPr>
+        <w:spacing w:before="40" w:after="200"/>
+        <w:jc w:val="center"/>
+      </w:pPr>
+      <w:r>
+        <w:rPr>
+          <w:rFonts w:ascii="Times New Roman" w:hAnsi="Times New Roman"/>
+          <w:i/>
+          <w:sz w:val="20"/>
+        </w:rPr>
+        <w:t>Tables 4–5. IB likelihoods and full posterior score table for all nine model variants.</w:t>
       </w:r>
     </w:p>
     <w:p>
@@ -1707,7 +1884,7 @@
     </w:p>
     <w:p>
       <w:pPr>
-        <w:spacing w:after="80"/>
+        <w:spacing w:after="120"/>
         <w:jc w:val="both"/>
       </w:pPr>
       <w:r>
@@ -1717,7 +1894,61 @@
           <w:i w:val="0"/>
           <w:sz w:val="24"/>
         </w:rPr>
-        <w:t>Four heatmaps for TopK+Temporal: (a) 5-class raw counts — how many predictions of each pair (actual, predicted) occurred; (b) row-normalised 5-class — per-class accuracy (diagonal = correctly predicted fraction); (c) binary raw counts — actual Like/Dislike vs predicted Like/Dislike; (d) binary row-normalised. A strong diagonal in (b) and (d) means the model classifies correctly; off-diagonal indicates systematic bias.</w:t>
+        <w:t>The four panels characterize the classification behavior of the TopK+Temporal model. Panels (a) and (b) present the 5-class confusion matrix in raw counts and row-normalized form; panels (c) and (d) collapse the task to a binary Like (rating ≥ 4) / Dislike (rating &lt; 4) decision. The normalized diagonal quantifies per-class recall. Systematic off-diagonal concentration in rows 1 and 2 reflects the modal-class bias inherent in NBCF: training evidence for rare classes is sparse, causing the model to predict the high-frequency classes (3, 4) more often than the ground truth warrants. The binary confusion matrix (panels c–d) shows substantially better discrimination, consistent with the higher binary F1 reported in Table 7.</w:t>
+      </w:r>
+    </w:p>
+    <w:p>
+      <w:pPr>
+        <w:spacing w:before="80"/>
+        <w:jc w:val="center"/>
+      </w:pPr>
+      <w:r>
+        <w:drawing>
+          <wp:inline xmlns:a="http://schemas.openxmlformats.org/drawingml/2006/main" xmlns:pic="http://schemas.openxmlformats.org/drawingml/2006/picture">
+            <wp:extent cx="4680000" cy="3892190"/>
+            <wp:docPr id="4" name="Picture 4"/>
+            <wp:cNvGraphicFramePr>
+              <a:graphicFrameLocks noChangeAspect="1"/>
+            </wp:cNvGraphicFramePr>
+            <a:graphic>
+              <a:graphicData uri="http://schemas.openxmlformats.org/drawingml/2006/picture">
+                <pic:pic>
+                  <pic:nvPicPr>
+                    <pic:cNvPr id="0" name="figure1_confusion_matrices.png"/>
+                    <pic:cNvPicPr/>
+                  </pic:nvPicPr>
+                  <pic:blipFill>
+                    <a:blip r:embed="rId12"/>
+                    <a:stretch>
+                      <a:fillRect/>
+                    </a:stretch>
+                  </pic:blipFill>
+                  <pic:spPr>
+                    <a:xfrm>
+                      <a:off x="0" y="0"/>
+                      <a:ext cx="4680000" cy="3892190"/>
+                    </a:xfrm>
+                    <a:prstGeom prst="rect"/>
+                  </pic:spPr>
+                </pic:pic>
+              </a:graphicData>
+            </a:graphic>
+          </wp:inline>
+        </w:drawing>
+      </w:r>
+    </w:p>
+    <w:p>
+      <w:pPr>
+        <w:spacing w:before="40" w:after="200"/>
+        <w:jc w:val="center"/>
+      </w:pPr>
+      <w:r>
+        <w:rPr>
+          <w:rFonts w:ascii="Times New Roman" w:hAnsi="Times New Roman"/>
+          <w:i/>
+          <w:sz w:val="20"/>
+        </w:rPr>
+        <w:t>Figure 1. Confusion matrices for TopK+Temporal: 5-class and binary (Like/Dislike).</w:t>
       </w:r>
     </w:p>
     <w:p>
@@ -1735,7 +1966,7 @@
     </w:p>
     <w:p>
       <w:pPr>
-        <w:spacing w:after="80"/>
+        <w:spacing w:after="120"/>
         <w:jc w:val="both"/>
       </w:pPr>
       <w:r>
@@ -1745,7 +1976,61 @@
           <w:i w:val="0"/>
           <w:sz w:val="24"/>
         </w:rPr>
-        <w:t>Bar charts for all five models. RMSE bars are taller than MAE because it penalises large errors quadratically. The IB model's bars are dramatically higher, showing the effect of uninformative co-raters on popular items. The TopK+Temporal bar nearly matches Temporal.</w:t>
+        <w:t>The grouped bar chart presents MAE (left panel) and RMSE (right panel) for all five model variants. RMSE bars consistently exceed their MAE counterparts because RMSE penalizes large errors quadratically, amplifying the contribution of outlier predictions. The pronounced gap between UB (MAE=0.861) and IB (MAE=2.335) demonstrates the noise introduced by uninformative co-raters on popular items — a problem that Top-K selection mitigates for UB but only partially resolves for the IB component. The near-identical bars for Temporal and TopK+Temporal confirm that the K=30 approximation preserves accuracy while reducing latency by 59%.</w:t>
+      </w:r>
+    </w:p>
+    <w:p>
+      <w:pPr>
+        <w:spacing w:before="80"/>
+        <w:jc w:val="center"/>
+      </w:pPr>
+      <w:r>
+        <w:drawing>
+          <wp:inline xmlns:a="http://schemas.openxmlformats.org/drawingml/2006/main" xmlns:pic="http://schemas.openxmlformats.org/drawingml/2006/picture">
+            <wp:extent cx="4680000" cy="1407628"/>
+            <wp:docPr id="5" name="Picture 5"/>
+            <wp:cNvGraphicFramePr>
+              <a:graphicFrameLocks noChangeAspect="1"/>
+            </wp:cNvGraphicFramePr>
+            <a:graphic>
+              <a:graphicData uri="http://schemas.openxmlformats.org/drawingml/2006/picture">
+                <pic:pic>
+                  <pic:nvPicPr>
+                    <pic:cNvPr id="0" name="figure2_mae_rmse_comparison.png"/>
+                    <pic:cNvPicPr/>
+                  </pic:nvPicPr>
+                  <pic:blipFill>
+                    <a:blip r:embed="rId13"/>
+                    <a:stretch>
+                      <a:fillRect/>
+                    </a:stretch>
+                  </pic:blipFill>
+                  <pic:spPr>
+                    <a:xfrm>
+                      <a:off x="0" y="0"/>
+                      <a:ext cx="4680000" cy="1407628"/>
+                    </a:xfrm>
+                    <a:prstGeom prst="rect"/>
+                  </pic:spPr>
+                </pic:pic>
+              </a:graphicData>
+            </a:graphic>
+          </wp:inline>
+        </w:drawing>
+      </w:r>
+    </w:p>
+    <w:p>
+      <w:pPr>
+        <w:spacing w:before="40" w:after="200"/>
+        <w:jc w:val="center"/>
+      </w:pPr>
+      <w:r>
+        <w:rPr>
+          <w:rFonts w:ascii="Times New Roman" w:hAnsi="Times New Roman"/>
+          <w:i/>
+          <w:sz w:val="20"/>
+        </w:rPr>
+        <w:t>Figure 2. MAE and RMSE comparison across all five NBCF variants.</w:t>
       </w:r>
     </w:p>
     <w:p>
@@ -1763,7 +2048,7 @@
     </w:p>
     <w:p>
       <w:pPr>
-        <w:spacing w:after="80"/>
+        <w:spacing w:after="120"/>
         <w:jc w:val="both"/>
       </w:pPr>
       <w:r>
@@ -1773,7 +2058,61 @@
           <w:i w:val="0"/>
           <w:sz w:val="24"/>
         </w:rPr>
-        <w:t>Three grouped bars per rating class (1–5). F1 is highest for class 4 because it is the most common rating in MovieLens-1M (~38% of ratings), giving the model more training examples for that class. Classes 1 and 2 are rare and have near-zero F1 for all models.</w:t>
+        <w:t>The grouped bars represent per-class F1 for the Hybrid, Temporal, and TopK+Temporal variants across all five rating classes. F1 is highest for class 4 because it accounts for approximately 38% of ML-1M training ratings, providing the densest likelihood estimates for that class. Classes 1 and 2 yield near-zero F1 across all variants — a direct consequence of class imbalance combined with the Laplace prior pulling probability mass away from unseen rating classes rather than toward them. The marginal differences between Temporal and TopK+Temporal fall within the variance expected for a 1,000-sample evaluation.</w:t>
+      </w:r>
+    </w:p>
+    <w:p>
+      <w:pPr>
+        <w:spacing w:before="80"/>
+        <w:jc w:val="center"/>
+      </w:pPr>
+      <w:r>
+        <w:drawing>
+          <wp:inline xmlns:a="http://schemas.openxmlformats.org/drawingml/2006/main" xmlns:pic="http://schemas.openxmlformats.org/drawingml/2006/picture">
+            <wp:extent cx="4680000" cy="2040270"/>
+            <wp:docPr id="6" name="Picture 6"/>
+            <wp:cNvGraphicFramePr>
+              <a:graphicFrameLocks noChangeAspect="1"/>
+            </wp:cNvGraphicFramePr>
+            <a:graphic>
+              <a:graphicData uri="http://schemas.openxmlformats.org/drawingml/2006/picture">
+                <pic:pic>
+                  <pic:nvPicPr>
+                    <pic:cNvPr id="0" name="figure3_per_class_f1.png"/>
+                    <pic:cNvPicPr/>
+                  </pic:nvPicPr>
+                  <pic:blipFill>
+                    <a:blip r:embed="rId14"/>
+                    <a:stretch>
+                      <a:fillRect/>
+                    </a:stretch>
+                  </pic:blipFill>
+                  <pic:spPr>
+                    <a:xfrm>
+                      <a:off x="0" y="0"/>
+                      <a:ext cx="4680000" cy="2040270"/>
+                    </a:xfrm>
+                    <a:prstGeom prst="rect"/>
+                  </pic:spPr>
+                </pic:pic>
+              </a:graphicData>
+            </a:graphic>
+          </wp:inline>
+        </w:drawing>
+      </w:r>
+    </w:p>
+    <w:p>
+      <w:pPr>
+        <w:spacing w:before="40" w:after="200"/>
+        <w:jc w:val="center"/>
+      </w:pPr>
+      <w:r>
+        <w:rPr>
+          <w:rFonts w:ascii="Times New Roman" w:hAnsi="Times New Roman"/>
+          <w:i/>
+          <w:sz w:val="20"/>
+        </w:rPr>
+        <w:t>Figure 3. Per-class F1 scores for the three main NBCF variants.</w:t>
       </w:r>
     </w:p>
     <w:p>
@@ -1791,7 +2130,7 @@
     </w:p>
     <w:p>
       <w:pPr>
-        <w:spacing w:after="80"/>
+        <w:spacing w:after="120"/>
         <w:jc w:val="both"/>
       </w:pPr>
       <w:r>
@@ -1801,7 +2140,61 @@
           <w:i w:val="0"/>
           <w:sz w:val="24"/>
         </w:rPr>
-        <w:t>Left (Figure 4a): histogram of max-probability confidence scores. Right-skewed: most predictions have moderate confidence (0.3–0.6). The dashed line marks the operating threshold τ=0.45. Right (Figure 4b): mean MAE per confidence bucket — confirms that higher confidence correlates with lower error.</w:t>
+        <w:t>Panel (a) plots the distribution of max-probability confidence scores over the 1,000-sample test set. The right-skewed shape — peaked in the 0.30–0.55 range — reflects the intrinsic uncertainty of 5-class rating prediction; scores near 1.0 are rare and indicate that a single class strongly dominates the posterior. The dashed vertical line marks the operating threshold τ=0.45. Panel (b) plots mean MAE per confidence bucket, revealing a monotonic relationship: higher confidence corresponds to lower prediction error. This confirms that the max-probability measure functions as a meaningful calibrated uncertainty proxy and justifies its use as an abstention criterion.</w:t>
+      </w:r>
+    </w:p>
+    <w:p>
+      <w:pPr>
+        <w:spacing w:before="80"/>
+        <w:jc w:val="center"/>
+      </w:pPr>
+      <w:r>
+        <w:drawing>
+          <wp:inline xmlns:a="http://schemas.openxmlformats.org/drawingml/2006/main" xmlns:pic="http://schemas.openxmlformats.org/drawingml/2006/picture">
+            <wp:extent cx="4680000" cy="1662029"/>
+            <wp:docPr id="7" name="Picture 7"/>
+            <wp:cNvGraphicFramePr>
+              <a:graphicFrameLocks noChangeAspect="1"/>
+            </wp:cNvGraphicFramePr>
+            <a:graphic>
+              <a:graphicData uri="http://schemas.openxmlformats.org/drawingml/2006/picture">
+                <pic:pic>
+                  <pic:nvPicPr>
+                    <pic:cNvPr id="0" name="figure4_confidence.png"/>
+                    <pic:cNvPicPr/>
+                  </pic:nvPicPr>
+                  <pic:blipFill>
+                    <a:blip r:embed="rId15"/>
+                    <a:stretch>
+                      <a:fillRect/>
+                    </a:stretch>
+                  </pic:blipFill>
+                  <pic:spPr>
+                    <a:xfrm>
+                      <a:off x="0" y="0"/>
+                      <a:ext cx="4680000" cy="1662029"/>
+                    </a:xfrm>
+                    <a:prstGeom prst="rect"/>
+                  </pic:spPr>
+                </pic:pic>
+              </a:graphicData>
+            </a:graphic>
+          </wp:inline>
+        </w:drawing>
+      </w:r>
+    </w:p>
+    <w:p>
+      <w:pPr>
+        <w:spacing w:before="40" w:after="200"/>
+        <w:jc w:val="center"/>
+      </w:pPr>
+      <w:r>
+        <w:rPr>
+          <w:rFonts w:ascii="Times New Roman" w:hAnsi="Times New Roman"/>
+          <w:i/>
+          <w:sz w:val="20"/>
+        </w:rPr>
+        <w:t>Figure 4. Confidence score distribution (left) and MAE per confidence bucket (right).</w:t>
       </w:r>
     </w:p>
     <w:p>
@@ -1819,7 +2212,7 @@
     </w:p>
     <w:p>
       <w:pPr>
-        <w:spacing w:after="80"/>
+        <w:spacing w:after="120"/>
         <w:jc w:val="both"/>
       </w:pPr>
       <w:r>
@@ -1829,7 +2222,61 @@
           <w:i w:val="0"/>
           <w:sz w:val="24"/>
         </w:rPr>
-        <w:t>Left (Figure 5a): actual vs predicted rating counts. All models over-predict class 4 because it dominates the training distribution. Right (Figure 5b): mean absolute error per actual rating class. Extreme classes (1 and 5) have the highest MAE — they are rare and the model tends to predict toward the modal class.</w:t>
+        <w:t>Panel (a) compares the empirical rating distribution of the test set against the predicted distribution for all three main variants. Every model over-predicts class 4, mirroring the training distribution imbalance — the NBCF posterior is pulled toward the empirical mode rather than fitting the full distribution shape. Panel (b) plots per-class MAE, showing that extreme ground-truth classes (1 and 5) carry the highest individual errors. This is an expected consequence of the smoothed prior: when actual ratings are far from the modal class, the posterior's attraction to that mode inflates the absolute error.</w:t>
+      </w:r>
+    </w:p>
+    <w:p>
+      <w:pPr>
+        <w:spacing w:before="80"/>
+        <w:jc w:val="center"/>
+      </w:pPr>
+      <w:r>
+        <w:drawing>
+          <wp:inline xmlns:a="http://schemas.openxmlformats.org/drawingml/2006/main" xmlns:pic="http://schemas.openxmlformats.org/drawingml/2006/picture">
+            <wp:extent cx="4680000" cy="1664890"/>
+            <wp:docPr id="8" name="Picture 8"/>
+            <wp:cNvGraphicFramePr>
+              <a:graphicFrameLocks noChangeAspect="1"/>
+            </wp:cNvGraphicFramePr>
+            <a:graphic>
+              <a:graphicData uri="http://schemas.openxmlformats.org/drawingml/2006/picture">
+                <pic:pic>
+                  <pic:nvPicPr>
+                    <pic:cNvPr id="0" name="figure5_rating_distribution.png"/>
+                    <pic:cNvPicPr/>
+                  </pic:nvPicPr>
+                  <pic:blipFill>
+                    <a:blip r:embed="rId16"/>
+                    <a:stretch>
+                      <a:fillRect/>
+                    </a:stretch>
+                  </pic:blipFill>
+                  <pic:spPr>
+                    <a:xfrm>
+                      <a:off x="0" y="0"/>
+                      <a:ext cx="4680000" cy="1664890"/>
+                    </a:xfrm>
+                    <a:prstGeom prst="rect"/>
+                  </pic:spPr>
+                </pic:pic>
+              </a:graphicData>
+            </a:graphic>
+          </wp:inline>
+        </w:drawing>
+      </w:r>
+    </w:p>
+    <w:p>
+      <w:pPr>
+        <w:spacing w:before="40" w:after="200"/>
+        <w:jc w:val="center"/>
+      </w:pPr>
+      <w:r>
+        <w:rPr>
+          <w:rFonts w:ascii="Times New Roman" w:hAnsi="Times New Roman"/>
+          <w:i/>
+          <w:sz w:val="20"/>
+        </w:rPr>
+        <w:t>Figure 5. Actual vs predicted rating distribution (left) and per-class MAE (right).</w:t>
       </w:r>
     </w:p>
     <w:p>
@@ -1847,7 +2294,7 @@
     </w:p>
     <w:p>
       <w:pPr>
-        <w:spacing w:after="80"/>
+        <w:spacing w:after="120"/>
         <w:jc w:val="both"/>
       </w:pPr>
       <w:r>
@@ -1857,7 +2304,61 @@
           <w:i w:val="0"/>
           <w:sz w:val="24"/>
         </w:rPr>
-        <w:t>Left (Figure 6a): overlapping histograms of per-prediction latency. TopK+Temporal (green) has a narrower, left-shifted distribution — shorter and less variable than Temporal. Right (Figure 6b): predictions per second vs user history depth. TopK throughput is more stable because the inner loop is capped at K=30, making latency nearly independent of how many past items a user has.</w:t>
+        <w:t>Panel (a) overlays per-prediction latency histograms for the Temporal and TopK+Temporal models across 1,000 predictions. The TopK+Temporal distribution is shifted left (lower median) and narrower (lower variance), reflecting the O(K) bound on the inner scoring loop. Panel (b) plots predictions per second against user history depth. Full Temporal throughput degrades as history grows because the loop iterates over all past items; TopK+Temporal throughput remains stable at K=30 operations per prediction regardless of total item count, decoupling latency from user activity level.</w:t>
+      </w:r>
+    </w:p>
+    <w:p>
+      <w:pPr>
+        <w:spacing w:before="80"/>
+        <w:jc w:val="center"/>
+      </w:pPr>
+      <w:r>
+        <w:drawing>
+          <wp:inline xmlns:a="http://schemas.openxmlformats.org/drawingml/2006/main" xmlns:pic="http://schemas.openxmlformats.org/drawingml/2006/picture">
+            <wp:extent cx="4680000" cy="1664890"/>
+            <wp:docPr id="9" name="Picture 9"/>
+            <wp:cNvGraphicFramePr>
+              <a:graphicFrameLocks noChangeAspect="1"/>
+            </wp:cNvGraphicFramePr>
+            <a:graphic>
+              <a:graphicData uri="http://schemas.openxmlformats.org/drawingml/2006/picture">
+                <pic:pic>
+                  <pic:nvPicPr>
+                    <pic:cNvPr id="0" name="figure6_sustainability.png"/>
+                    <pic:cNvPicPr/>
+                  </pic:nvPicPr>
+                  <pic:blipFill>
+                    <a:blip r:embed="rId17"/>
+                    <a:stretch>
+                      <a:fillRect/>
+                    </a:stretch>
+                  </pic:blipFill>
+                  <pic:spPr>
+                    <a:xfrm>
+                      <a:off x="0" y="0"/>
+                      <a:ext cx="4680000" cy="1664890"/>
+                    </a:xfrm>
+                    <a:prstGeom prst="rect"/>
+                  </pic:spPr>
+                </pic:pic>
+              </a:graphicData>
+            </a:graphic>
+          </wp:inline>
+        </w:drawing>
+      </w:r>
+    </w:p>
+    <w:p>
+      <w:pPr>
+        <w:spacing w:before="40" w:after="200"/>
+        <w:jc w:val="center"/>
+      </w:pPr>
+      <w:r>
+        <w:rPr>
+          <w:rFonts w:ascii="Times New Roman" w:hAnsi="Times New Roman"/>
+          <w:i/>
+          <w:sz w:val="20"/>
+        </w:rPr>
+        <w:t>Figure 6. Per-prediction latency distribution (left) and throughput vs history depth (right).</w:t>
       </w:r>
     </w:p>
     <w:p>
@@ -1875,7 +2376,7 @@
     </w:p>
     <w:p>
       <w:pPr>
-        <w:spacing w:after="80"/>
+        <w:spacing w:after="120"/>
         <w:jc w:val="both"/>
       </w:pPr>
       <w:r>
@@ -1885,7 +2386,61 @@
           <w:i w:val="0"/>
           <w:sz w:val="24"/>
         </w:rPr>
-        <w:t>Side-by-side bar charts for Light, Medium, and Heavy user groups. Left: MAE; Right: RMSE. Orange = Temporal (midterm model), Green = TopK+Temporal (final model). The performance improvement of TopK is concentrated in the Medium group; for Light users there is no change (K is never binding); for Heavy users performance slightly worsens (K=30 truncates useful history).</w:t>
+        <w:t>The bar charts decompose MAE (left) and RMSE (right) by user activity group for the Temporal and TopK+Temporal models. Light users (10–30 ratings) are unaffected by K=30 because their history never exceeds the cap. Medium users (31–100) benefit from Top-K neighborhood selection — a 6.2% MAE reduction — because the top-30 most-overlapping neighbors provide cleaner likelihood estimates than the full, unfiltered history. Heavy users (&gt;100 ratings) incur a slight regression (MAE 0.740 → 0.777) because K=30 occasionally discards genuinely informative neighbors beyond rank 30, suggesting that adaptive K scaling with user activity level is a productive direction for future work.</w:t>
+      </w:r>
+    </w:p>
+    <w:p>
+      <w:pPr>
+        <w:spacing w:before="80"/>
+        <w:jc w:val="center"/>
+      </w:pPr>
+      <w:r>
+        <w:drawing>
+          <wp:inline xmlns:a="http://schemas.openxmlformats.org/drawingml/2006/main" xmlns:pic="http://schemas.openxmlformats.org/drawingml/2006/picture">
+            <wp:extent cx="4680000" cy="1669792"/>
+            <wp:docPr id="10" name="Picture 10"/>
+            <wp:cNvGraphicFramePr>
+              <a:graphicFrameLocks noChangeAspect="1"/>
+            </wp:cNvGraphicFramePr>
+            <a:graphic>
+              <a:graphicData uri="http://schemas.openxmlformats.org/drawingml/2006/picture">
+                <pic:pic>
+                  <pic:nvPicPr>
+                    <pic:cNvPr id="0" name="figure7_user_groups.png"/>
+                    <pic:cNvPicPr/>
+                  </pic:nvPicPr>
+                  <pic:blipFill>
+                    <a:blip r:embed="rId18"/>
+                    <a:stretch>
+                      <a:fillRect/>
+                    </a:stretch>
+                  </pic:blipFill>
+                  <pic:spPr>
+                    <a:xfrm>
+                      <a:off x="0" y="0"/>
+                      <a:ext cx="4680000" cy="1669792"/>
+                    </a:xfrm>
+                    <a:prstGeom prst="rect"/>
+                  </pic:spPr>
+                </pic:pic>
+              </a:graphicData>
+            </a:graphic>
+          </wp:inline>
+        </w:drawing>
+      </w:r>
+    </w:p>
+    <w:p>
+      <w:pPr>
+        <w:spacing w:before="40" w:after="200"/>
+        <w:jc w:val="center"/>
+      </w:pPr>
+      <w:r>
+        <w:rPr>
+          <w:rFonts w:ascii="Times New Roman" w:hAnsi="Times New Roman"/>
+          <w:i/>
+          <w:sz w:val="20"/>
+        </w:rPr>
+        <w:t>Figure 7. MAE and RMSE by user activity group (Light / Medium / Heavy).</w:t>
       </w:r>
     </w:p>
     <w:p>
@@ -1903,7 +2458,7 @@
     </w:p>
     <w:p>
       <w:pPr>
-        <w:spacing w:after="80"/>
+        <w:spacing w:after="120"/>
         <w:jc w:val="both"/>
       </w:pPr>
       <w:r>
@@ -1913,7 +2468,61 @@
           <w:i w:val="0"/>
           <w:sz w:val="24"/>
         </w:rPr>
-        <w:t>Dual-axis line chart: blue line (left axis) = coverage percentage as the threshold τ rises from 0.20 to 0.95; orange dashed line (right axis) = filtered MAE of the accepted predictions. As τ increases: coverage falls (fewer predictions accepted) and filtered MAE also falls (only the most confident, most accurate predictions remain). The operating point τ=0.45 is marked.</w:t>
+        <w:t>The dual-axis chart plots coverage (fraction of predictions accepted; blue, left axis) and filtered MAE over accepted predictions (orange dashed, right axis) as the confidence threshold τ varies from 0.20 to 0.95. At the operating point τ=0.45, coverage is 29.3% and filtered MAE is 0.706 — an 11.5% improvement over the unfiltered MAE of 0.798. Both curves decrease monotonically as τ rises, confirming that the confidence measure is well-calibrated: higher-confidence predictions are systematically more accurate. The smooth trade-off curve allows the threshold to be tuned for specific deployment requirements balancing coverage against prediction quality.</w:t>
+      </w:r>
+    </w:p>
+    <w:p>
+      <w:pPr>
+        <w:spacing w:before="80"/>
+        <w:jc w:val="center"/>
+      </w:pPr>
+      <w:r>
+        <w:drawing>
+          <wp:inline xmlns:a="http://schemas.openxmlformats.org/drawingml/2006/main" xmlns:pic="http://schemas.openxmlformats.org/drawingml/2006/picture">
+            <wp:extent cx="4680000" cy="2047500"/>
+            <wp:docPr id="11" name="Picture 11"/>
+            <wp:cNvGraphicFramePr>
+              <a:graphicFrameLocks noChangeAspect="1"/>
+            </wp:cNvGraphicFramePr>
+            <a:graphic>
+              <a:graphicData uri="http://schemas.openxmlformats.org/drawingml/2006/picture">
+                <pic:pic>
+                  <pic:nvPicPr>
+                    <pic:cNvPr id="0" name="figure8_confidence_sweep.png"/>
+                    <pic:cNvPicPr/>
+                  </pic:nvPicPr>
+                  <pic:blipFill>
+                    <a:blip r:embed="rId19"/>
+                    <a:stretch>
+                      <a:fillRect/>
+                    </a:stretch>
+                  </pic:blipFill>
+                  <pic:spPr>
+                    <a:xfrm>
+                      <a:off x="0" y="0"/>
+                      <a:ext cx="4680000" cy="2047500"/>
+                    </a:xfrm>
+                    <a:prstGeom prst="rect"/>
+                  </pic:spPr>
+                </pic:pic>
+              </a:graphicData>
+            </a:graphic>
+          </wp:inline>
+        </w:drawing>
+      </w:r>
+    </w:p>
+    <w:p>
+      <w:pPr>
+        <w:spacing w:before="40" w:after="200"/>
+        <w:jc w:val="center"/>
+      </w:pPr>
+      <w:r>
+        <w:rPr>
+          <w:rFonts w:ascii="Times New Roman" w:hAnsi="Times New Roman"/>
+          <w:i/>
+          <w:sz w:val="20"/>
+        </w:rPr>
+        <w:t>Figure 8. Coverage–MAE trade-off as the confidence threshold τ is swept from 0.20 to 0.95.</w:t>
       </w:r>
     </w:p>
     <w:p>
@@ -1931,7 +2540,7 @@
     </w:p>
     <w:p>
       <w:pPr>
-        <w:spacing w:after="80"/>
+        <w:spacing w:after="120"/>
         <w:jc w:val="both"/>
       </w:pPr>
       <w:r>
@@ -1941,7 +2550,61 @@
           <w:i w:val="0"/>
           <w:sz w:val="24"/>
         </w:rPr>
-        <w:t>Log-scale x-axis with five α values. Blue = UB without temporal; Orange = UB with temporal. The dashed vertical line marks the default α=0.01. UB (blue) shows a U-shape with a minimum near α=0.1. UB+Temporal (orange) is essentially flat — temporal weighting absorbs the regularisation effect of α, making the model robust.</w:t>
+        <w:t>The log-scaled x-axis spans five values of the Laplace smoothing parameter α. The UB (no temporal; blue) curve exhibits a U-shaped profile with a minimum near α=0.1 (MAE=0.845): both under-smoothing (α=0.001, overfitting sparse likelihoods) and over-smoothing (α=1.0, collapsing toward the uniform prior) degrade accuracy. The UB+Temporal (orange) curve is nearly flat across α ≥ 0.01 (MAE ≈ 0.855), demonstrating that exponential recency weighting absorbs the variance otherwise regularized by α, making the temporal model robust to the choice of smoothing hyperparameter. The dashed vertical line marks the default α=0.01.</w:t>
+      </w:r>
+    </w:p>
+    <w:p>
+      <w:pPr>
+        <w:spacing w:before="80"/>
+        <w:jc w:val="center"/>
+      </w:pPr>
+      <w:r>
+        <w:drawing>
+          <wp:inline xmlns:a="http://schemas.openxmlformats.org/drawingml/2006/main" xmlns:pic="http://schemas.openxmlformats.org/drawingml/2006/picture">
+            <wp:extent cx="4680000" cy="2294582"/>
+            <wp:docPr id="12" name="Picture 12"/>
+            <wp:cNvGraphicFramePr>
+              <a:graphicFrameLocks noChangeAspect="1"/>
+            </wp:cNvGraphicFramePr>
+            <a:graphic>
+              <a:graphicData uri="http://schemas.openxmlformats.org/drawingml/2006/picture">
+                <pic:pic>
+                  <pic:nvPicPr>
+                    <pic:cNvPr id="0" name="figure9_alpha_sensitivity.png"/>
+                    <pic:cNvPicPr/>
+                  </pic:nvPicPr>
+                  <pic:blipFill>
+                    <a:blip r:embed="rId20"/>
+                    <a:stretch>
+                      <a:fillRect/>
+                    </a:stretch>
+                  </pic:blipFill>
+                  <pic:spPr>
+                    <a:xfrm>
+                      <a:off x="0" y="0"/>
+                      <a:ext cx="4680000" cy="2294582"/>
+                    </a:xfrm>
+                    <a:prstGeom prst="rect"/>
+                  </pic:spPr>
+                </pic:pic>
+              </a:graphicData>
+            </a:graphic>
+          </wp:inline>
+        </w:drawing>
+      </w:r>
+    </w:p>
+    <w:p>
+      <w:pPr>
+        <w:spacing w:before="40" w:after="200"/>
+        <w:jc w:val="center"/>
+      </w:pPr>
+      <w:r>
+        <w:rPr>
+          <w:rFonts w:ascii="Times New Roman" w:hAnsi="Times New Roman"/>
+          <w:i/>
+          <w:sz w:val="20"/>
+        </w:rPr>
+        <w:t>Figure 9. MAE vs Laplace smoothing parameter α (log scale) for UB and UB+Temporal.</w:t>
       </w:r>
     </w:p>
     <w:p>
@@ -1959,7 +2622,7 @@
     </w:p>
     <w:p>
       <w:pPr>
-        <w:spacing w:after="80"/>
+        <w:spacing w:after="120"/>
         <w:jc w:val="both"/>
       </w:pPr>
       <w:r>
@@ -1969,7 +2632,61 @@
           <w:i w:val="0"/>
           <w:sz w:val="24"/>
         </w:rPr>
-        <w:t>Numeric version of Figure 7. Columns: user group label, sample size n, MAE and RMSE for both Temporal and TopK+Temporal. Confirms the pattern seen in the figure with exact values.</w:t>
+        <w:t>Numeric companion to Figure 7. Reports sample size n, MAE, and RMSE for each activity group under both the Temporal and TopK+Temporal models. The table enables precise quantification of the group-level performance differences described above. The monotonically decreasing MAE from Light to Heavy users quantifies the cold-start effect: additional historical ratings reduce prediction uncertainty by enriching the likelihood estimates with more co-occurrence evidence.</w:t>
+      </w:r>
+    </w:p>
+    <w:p>
+      <w:pPr>
+        <w:spacing w:before="80"/>
+        <w:jc w:val="center"/>
+      </w:pPr>
+      <w:r>
+        <w:drawing>
+          <wp:inline xmlns:a="http://schemas.openxmlformats.org/drawingml/2006/main" xmlns:pic="http://schemas.openxmlformats.org/drawingml/2006/picture">
+            <wp:extent cx="4680000" cy="1242275"/>
+            <wp:docPr id="13" name="Picture 13"/>
+            <wp:cNvGraphicFramePr>
+              <a:graphicFrameLocks noChangeAspect="1"/>
+            </wp:cNvGraphicFramePr>
+            <a:graphic>
+              <a:graphicData uri="http://schemas.openxmlformats.org/drawingml/2006/picture">
+                <pic:pic>
+                  <pic:nvPicPr>
+                    <pic:cNvPr id="0" name="table6_user_groups.png"/>
+                    <pic:cNvPicPr/>
+                  </pic:nvPicPr>
+                  <pic:blipFill>
+                    <a:blip r:embed="rId21"/>
+                    <a:stretch>
+                      <a:fillRect/>
+                    </a:stretch>
+                  </pic:blipFill>
+                  <pic:spPr>
+                    <a:xfrm>
+                      <a:off x="0" y="0"/>
+                      <a:ext cx="4680000" cy="1242275"/>
+                    </a:xfrm>
+                    <a:prstGeom prst="rect"/>
+                  </pic:spPr>
+                </pic:pic>
+              </a:graphicData>
+            </a:graphic>
+          </wp:inline>
+        </w:drawing>
+      </w:r>
+    </w:p>
+    <w:p>
+      <w:pPr>
+        <w:spacing w:before="40" w:after="200"/>
+        <w:jc w:val="center"/>
+      </w:pPr>
+      <w:r>
+        <w:rPr>
+          <w:rFonts w:ascii="Times New Roman" w:hAnsi="Times New Roman"/>
+          <w:i/>
+          <w:sz w:val="20"/>
+        </w:rPr>
+        <w:t>Table 6. MAE and RMSE broken down by user activity group.</w:t>
       </w:r>
     </w:p>
     <w:p>
@@ -1987,7 +2704,7 @@
     </w:p>
     <w:p>
       <w:pPr>
-        <w:spacing w:after="80"/>
+        <w:spacing w:after="120"/>
         <w:jc w:val="both"/>
       </w:pPr>
       <w:r>
@@ -1997,7 +2714,61 @@
           <w:i w:val="0"/>
           <w:sz w:val="24"/>
         </w:rPr>
-        <w:t>Summary table for all five models. New compared to midterm: RMSE column and the TopK+Temporal row. Coverage is only shown for the final model because confidence filtering is only applied to TopK+Temporal predictions. Precision, Recall, and F1 are computed macro-averaged (equal weight per class).</w:t>
+        <w:t>Comprehensive evaluation table for all five NBCF variants. Columns follow the standard recommender systems reporting format: MAE, RMSE, macro precision, recall, and F1. Coverage is reported only for TopK+Temporal because the confidence-based abstention mechanism is applied exclusively to that variant. Precision, recall, and F1 are macro-averaged (equal weight per class), making them sensitive to performance on rare classes. The gap between macro F1 (0.27–0.37) and single-class accuracy on the modal class reflects the class-imbalance challenge described in the Figure 3 analysis.</w:t>
+      </w:r>
+    </w:p>
+    <w:p>
+      <w:pPr>
+        <w:spacing w:before="80"/>
+        <w:jc w:val="center"/>
+      </w:pPr>
+      <w:r>
+        <w:drawing>
+          <wp:inline xmlns:a="http://schemas.openxmlformats.org/drawingml/2006/main" xmlns:pic="http://schemas.openxmlformats.org/drawingml/2006/picture">
+            <wp:extent cx="4680000" cy="1412465"/>
+            <wp:docPr id="14" name="Picture 14"/>
+            <wp:cNvGraphicFramePr>
+              <a:graphicFrameLocks noChangeAspect="1"/>
+            </wp:cNvGraphicFramePr>
+            <a:graphic>
+              <a:graphicData uri="http://schemas.openxmlformats.org/drawingml/2006/picture">
+                <pic:pic>
+                  <pic:nvPicPr>
+                    <pic:cNvPr id="0" name="table7_full_metrics.png"/>
+                    <pic:cNvPicPr/>
+                  </pic:nvPicPr>
+                  <pic:blipFill>
+                    <a:blip r:embed="rId22"/>
+                    <a:stretch>
+                      <a:fillRect/>
+                    </a:stretch>
+                  </pic:blipFill>
+                  <pic:spPr>
+                    <a:xfrm>
+                      <a:off x="0" y="0"/>
+                      <a:ext cx="4680000" cy="1412465"/>
+                    </a:xfrm>
+                    <a:prstGeom prst="rect"/>
+                  </pic:spPr>
+                </pic:pic>
+              </a:graphicData>
+            </a:graphic>
+          </wp:inline>
+        </w:drawing>
+      </w:r>
+    </w:p>
+    <w:p>
+      <w:pPr>
+        <w:spacing w:before="40" w:after="200"/>
+        <w:jc w:val="center"/>
+      </w:pPr>
+      <w:r>
+        <w:rPr>
+          <w:rFonts w:ascii="Times New Roman" w:hAnsi="Times New Roman"/>
+          <w:i/>
+          <w:sz w:val="20"/>
+        </w:rPr>
+        <w:t>Table 7. Full metric comparison table for all five NBCF variants.</w:t>
       </w:r>
     </w:p>
     <w:sectPr>
